--- a/EDMLDS-C4-Assignment/RR_Car_Price_Preduction_HarGaganSahai.docx
+++ b/EDMLDS-C4-Assignment/RR_Car_Price_Preduction_HarGaganSahai.docx
@@ -748,13 +748,8 @@
         <w:ind w:left="1224"/>
       </w:pPr>
       <w:r>
-        <w:t xml:space="preserve">The categorical columns are identified here. These </w:t>
-      </w:r>
-      <w:proofErr w:type="gramStart"/>
-      <w:r>
-        <w:t>are :</w:t>
-      </w:r>
-      <w:proofErr w:type="gramEnd"/>
+        <w:t>The categorical columns are identified here. These are :</w:t>
+      </w:r>
     </w:p>
     <w:p>
       <w:pPr>
@@ -773,21 +768,12 @@
         <w:t>'</w:t>
       </w:r>
       <w:proofErr w:type="spellStart"/>
-      <w:proofErr w:type="gramStart"/>
-      <w:r>
-        <w:rPr>
-          <w:b/>
-          <w:bCs/>
-        </w:rPr>
-        <w:t>make</w:t>
-      </w:r>
-      <w:proofErr w:type="gramEnd"/>
-      <w:r>
-        <w:rPr>
-          <w:b/>
-          <w:bCs/>
-        </w:rPr>
-        <w:t>_model</w:t>
+      <w:r>
+        <w:rPr>
+          <w:b/>
+          <w:bCs/>
+        </w:rPr>
+        <w:t>make_model</w:t>
       </w:r>
       <w:proofErr w:type="spellEnd"/>
       <w:r>
@@ -3199,17 +3185,8 @@
           <w:b/>
           <w:bCs/>
         </w:rPr>
-        <w:t xml:space="preserve"> ‘</w:t>
-      </w:r>
-      <w:proofErr w:type="gramStart"/>
-      <w:r>
-        <w:rPr>
-          <w:b/>
-          <w:bCs/>
-        </w:rPr>
-        <w:t>extras’</w:t>
-      </w:r>
-      <w:proofErr w:type="gramEnd"/>
+        <w:t xml:space="preserve"> ‘extras’</w:t>
+      </w:r>
       <w:r>
         <w:t xml:space="preserve">: </w:t>
       </w:r>
@@ -3810,39 +3787,7 @@
           <w:b/>
           <w:bCs/>
         </w:rPr>
-        <w:t xml:space="preserve">Above graph shows </w:t>
-      </w:r>
-      <w:proofErr w:type="gramStart"/>
-      <w:r>
-        <w:rPr>
-          <w:b/>
-          <w:bCs/>
-        </w:rPr>
-        <w:t>price is</w:t>
-      </w:r>
-      <w:proofErr w:type="gramEnd"/>
-      <w:r>
-        <w:rPr>
-          <w:b/>
-          <w:bCs/>
-        </w:rPr>
-        <w:t xml:space="preserve"> </w:t>
-      </w:r>
-      <w:proofErr w:type="gramStart"/>
-      <w:r>
-        <w:rPr>
-          <w:b/>
-          <w:bCs/>
-        </w:rPr>
-        <w:t>pretty skewed</w:t>
-      </w:r>
-      <w:proofErr w:type="gramEnd"/>
-      <w:r>
-        <w:rPr>
-          <w:b/>
-          <w:bCs/>
-        </w:rPr>
-        <w:t>, with most of them falling in the range of 10k to 40k.</w:t>
+        <w:t>Above graph shows price is pretty skewed, with most of them falling in the range of 10k to 40k.</w:t>
       </w:r>
     </w:p>
     <w:p>
@@ -3919,39 +3864,7 @@
           <w:bCs/>
         </w:rPr>
         <w:lastRenderedPageBreak/>
-        <w:t xml:space="preserve">Log transformation applied to reduce the </w:t>
-      </w:r>
-      <w:proofErr w:type="gramStart"/>
-      <w:r>
-        <w:rPr>
-          <w:b/>
-          <w:bCs/>
-        </w:rPr>
-        <w:t>skewedness</w:t>
-      </w:r>
-      <w:proofErr w:type="gramEnd"/>
-      <w:r>
-        <w:rPr>
-          <w:b/>
-          <w:bCs/>
-        </w:rPr>
-        <w:t xml:space="preserve"> and it </w:t>
-      </w:r>
-      <w:proofErr w:type="gramStart"/>
-      <w:r>
-        <w:rPr>
-          <w:b/>
-          <w:bCs/>
-        </w:rPr>
-        <w:t>look</w:t>
-      </w:r>
-      <w:proofErr w:type="gramEnd"/>
-      <w:r>
-        <w:rPr>
-          <w:b/>
-          <w:bCs/>
-        </w:rPr>
-        <w:t xml:space="preserve"> much more normalized now. Using that feature (</w:t>
+        <w:t>Log transformation applied to reduce the skewedness and it look much more normalized now. Using that feature (</w:t>
       </w:r>
       <w:proofErr w:type="spellStart"/>
       <w:r>
@@ -5277,15 +5190,7 @@
         <w:ind w:left="1224"/>
       </w:pPr>
       <w:r>
-        <w:t xml:space="preserve">Below </w:t>
-      </w:r>
-      <w:proofErr w:type="gramStart"/>
-      <w:r>
-        <w:t>box-plots</w:t>
-      </w:r>
-      <w:proofErr w:type="gramEnd"/>
-      <w:r>
-        <w:t xml:space="preserve"> shows the outlier analysis for different numerical features in the dataset. This analysis is used later to get rid of the outliers.</w:t>
+        <w:t>Below box-plots shows the outlier analysis for different numerical features in the dataset. This analysis is used later to get rid of the outliers.</w:t>
       </w:r>
     </w:p>
     <w:p>
@@ -6517,13 +6422,7 @@
         </w:numPr>
       </w:pPr>
       <w:r>
-        <w:t xml:space="preserve">Both Train (blue) and Test (orange) follow the same </w:t>
-      </w:r>
-      <w:r>
-        <w:t>pattern,</w:t>
-      </w:r>
-      <w:r>
-        <w:t xml:space="preserve"> and it suggests the issue has </w:t>
+        <w:t xml:space="preserve">Both Train (blue) and Test (orange) follow the same pattern, and it suggests the issue has </w:t>
       </w:r>
       <w:r>
         <w:rPr>
@@ -6813,13 +6712,7 @@
         </w:numPr>
       </w:pPr>
       <w:r>
-        <w:t xml:space="preserve">Because the model overpredicts at extremes and underpredicts in the middle in the Test vs Train </w:t>
-      </w:r>
-      <w:r>
-        <w:t>scatter</w:t>
-      </w:r>
-      <w:r>
-        <w:t xml:space="preserve"> plot</w:t>
+        <w:t>Because the model overpredicts at extremes and underpredicts in the middle in the Test vs Train scatter plot</w:t>
       </w:r>
     </w:p>
     <w:p>
@@ -7151,39 +7044,7 @@
           <w:b/>
           <w:bCs/>
         </w:rPr>
-        <w:t xml:space="preserve">We will get </w:t>
-      </w:r>
-      <w:proofErr w:type="gramStart"/>
-      <w:r>
-        <w:rPr>
-          <w:b/>
-          <w:bCs/>
-        </w:rPr>
-        <w:t>some</w:t>
-      </w:r>
-      <w:proofErr w:type="gramEnd"/>
-      <w:r>
-        <w:rPr>
-          <w:b/>
-          <w:bCs/>
-        </w:rPr>
-        <w:t xml:space="preserve"> best value of alpha above. </w:t>
-      </w:r>
-      <w:proofErr w:type="gramStart"/>
-      <w:r>
-        <w:rPr>
-          <w:b/>
-          <w:bCs/>
-        </w:rPr>
-        <w:t>This however</w:t>
-      </w:r>
-      <w:proofErr w:type="gramEnd"/>
-      <w:r>
-        <w:rPr>
-          <w:b/>
-          <w:bCs/>
-        </w:rPr>
-        <w:t xml:space="preserve"> is not the most accurate value but the best value from the given list. Now we have a rough estimate of the range that best alpha falls in. Let us do another iteration over the values in a smaller range.</w:t>
+        <w:t>We will get some best value of alpha above. This however is not the most accurate value but the best value from the given list. Now we have a rough estimate of the range that best alpha falls in. Let us do another iteration over the values in a smaller range.</w:t>
       </w:r>
     </w:p>
     <w:p>
@@ -8750,7 +8611,21 @@
           <w:sz w:val="22"/>
           <w:szCs w:val="22"/>
         </w:rPr>
-        <w:t>Performing regularization did not materially improve predictive performance in this notebook. The baseline Linear Regression and Ridge Regression produced almost identical test results, with RMSE around 0.0501, MAE around 0.0380, and $R^2$ around 0.9823.</w:t>
+        <w:t xml:space="preserve">Linear Regression already delivered very strong performance on the test set, and Ridge Regression produced almost identical results. This shows that </w:t>
+      </w:r>
+      <w:r>
+        <w:rPr>
+          <w:sz w:val="22"/>
+          <w:szCs w:val="22"/>
+        </w:rPr>
+        <w:t>regularization</w:t>
+      </w:r>
+      <w:r>
+        <w:rPr>
+          <w:sz w:val="22"/>
+          <w:szCs w:val="22"/>
+        </w:rPr>
+        <w:t xml:space="preserve"> did not materially improve predictive accuracy for this dataset.</w:t>
       </w:r>
     </w:p>
     <w:p>
@@ -8770,7 +8645,7 @@
           <w:sz w:val="22"/>
           <w:szCs w:val="22"/>
         </w:rPr>
-        <w:t>Ridge selected an alpha value very close to zero (`0.0001`), which indicates that only a negligible amount of shrinkage was needed. This suggests the original linear model was already well-regularized by the data and preprocessing steps.</w:t>
+        <w:t>The best Ridge alpha was very close to zero, indicating that only minimal shrinkage was required. This suggests the baseline linear model was already reasonably stable after preprocessing and feature engineering.</w:t>
       </w:r>
     </w:p>
     <w:p>
@@ -8790,7 +8665,21 @@
           <w:sz w:val="22"/>
           <w:szCs w:val="22"/>
         </w:rPr>
-        <w:t>Lasso produced a slightly worse test performance, with RMSE around 0.0525, MAE around 0.0399, and $R^2$ around 0.9806. However, it eliminated 24 out of 102 coefficients, so it gave a sparser and more interpretable model at the cost of a small drop in accuracy.</w:t>
+        <w:t xml:space="preserve">Lasso gave slightly weaker predictive performance than Linear Regression and Ridge, but it improved interpretability by shrinking </w:t>
+      </w:r>
+      <w:r>
+        <w:rPr>
+          <w:sz w:val="22"/>
+          <w:szCs w:val="22"/>
+        </w:rPr>
+        <w:t>several</w:t>
+      </w:r>
+      <w:r>
+        <w:rPr>
+          <w:sz w:val="22"/>
+          <w:szCs w:val="22"/>
+        </w:rPr>
+        <w:t xml:space="preserve"> coefficients to zero. This makes Lasso useful for feature selection, even though it was not the best-performing model in terms of accuracy.</w:t>
       </w:r>
     </w:p>
     <w:p>
@@ -8810,7 +8699,21 @@
           <w:sz w:val="22"/>
           <w:szCs w:val="22"/>
         </w:rPr>
-        <w:t>There is no strong evidence of overfitting. The baseline model already showed nearly identical training and testing performance, which means the model generalized well even before applying Ridge or Lasso.</w:t>
+        <w:t xml:space="preserve">There is no major evidence of overfitting in the final model. The training and testing metrics are very similar, and the residual patterns for train and test data are also broadly consistent, which suggests the model </w:t>
+      </w:r>
+      <w:r>
+        <w:rPr>
+          <w:sz w:val="22"/>
+          <w:szCs w:val="22"/>
+        </w:rPr>
+        <w:t>generalizes</w:t>
+      </w:r>
+      <w:r>
+        <w:rPr>
+          <w:sz w:val="22"/>
+          <w:szCs w:val="22"/>
+        </w:rPr>
+        <w:t xml:space="preserve"> well.</w:t>
       </w:r>
     </w:p>
     <w:p>
@@ -8820,7 +8723,6 @@
           <w:ilvl w:val="0"/>
           <w:numId w:val="9"/>
         </w:numPr>
-        <w:ind w:left="0"/>
         <w:rPr>
           <w:sz w:val="22"/>
           <w:szCs w:val="22"/>
@@ -8832,7 +8734,7 @@
           <w:szCs w:val="22"/>
         </w:rPr>
         <w:lastRenderedPageBreak/>
-        <w:t>The data appears sufficient for a linear model. The very high test $R^2$ and low error values indicate that the available predictors explain most of the variation in the target.</w:t>
+        <w:t>- However, the residual diagnostics show that the linear model does not capture the relationship perfectly. The residual plots suggest some systematic pattern, with underprediction in the middle range and overprediction at the extremes, along with mild heteroscedasticity. This points to some remaining model bias and possible non-linear effects in the data.</w:t>
       </w:r>
     </w:p>
     <w:p>
@@ -8842,7 +8744,6 @@
           <w:ilvl w:val="0"/>
           <w:numId w:val="9"/>
         </w:numPr>
-        <w:ind w:left="0"/>
         <w:rPr>
           <w:sz w:val="22"/>
           <w:szCs w:val="22"/>
@@ -8853,20 +8754,57 @@
           <w:sz w:val="22"/>
           <w:szCs w:val="22"/>
         </w:rPr>
-        <w:t>- A linear model is sufficient for this problem based on the current results. Regularization was still useful as a diagnostic tool and for feature selection, but it was not necessary for improving accuracy in this case.</w:t>
-      </w:r>
-    </w:p>
-    <w:p>
-      <w:pPr>
+        <w:t xml:space="preserve">Overall, the available data is sufficient to build a strong predictive model for car prices, and a linear model works well as a solid baseline. However, based on </w:t>
+      </w:r>
+      <w:r>
         <w:rPr>
           <w:sz w:val="22"/>
           <w:szCs w:val="22"/>
         </w:rPr>
-      </w:pPr>
-    </w:p>
-    <w:p/>
-    <w:p/>
-    <w:p/>
+        <w:t>residual</w:t>
+      </w:r>
+      <w:r>
+        <w:rPr>
+          <w:sz w:val="22"/>
+          <w:szCs w:val="22"/>
+        </w:rPr>
+        <w:t xml:space="preserve"> </w:t>
+      </w:r>
+      <w:r>
+        <w:rPr>
+          <w:sz w:val="22"/>
+          <w:szCs w:val="22"/>
+        </w:rPr>
+        <w:t>behavior</w:t>
+      </w:r>
+      <w:r>
+        <w:rPr>
+          <w:sz w:val="22"/>
+          <w:szCs w:val="22"/>
+        </w:rPr>
+        <w:t xml:space="preserve">, a more flexible non-linear model may capture the remaining structure in the data better than </w:t>
+      </w:r>
+      <w:r>
+        <w:rPr>
+          <w:sz w:val="22"/>
+          <w:szCs w:val="22"/>
+        </w:rPr>
+        <w:t>regularized</w:t>
+      </w:r>
+      <w:r>
+        <w:rPr>
+          <w:sz w:val="22"/>
+          <w:szCs w:val="22"/>
+        </w:rPr>
+        <w:t xml:space="preserve"> linear models.</w:t>
+      </w:r>
+    </w:p>
+    <w:p>
+      <w:pPr>
+        <w:pStyle w:val="ListParagraph"/>
+        <w:ind w:left="1440"/>
+      </w:pPr>
+    </w:p>
     <w:sectPr>
       <w:pgSz w:w="12240" w:h="15840"/>
       <w:pgMar w:top="1440" w:right="1440" w:bottom="1440" w:left="1440" w:header="720" w:footer="720" w:gutter="0"/>
